--- a/١٠ - أدلّة استخدام المنصة/English/Platform User Guide — Peer Teacher — Ibn Khaldun Schools.docx
+++ b/١٠ - أدلّة استخدام المنصة/English/Platform User Guide — Peer Teacher — Ibn Khaldun Schools.docx
@@ -715,7 +715,7 @@
       <w:r>
         <w:drawing>
           <wp:inline xmlns:a="http://schemas.openxmlformats.org/drawingml/2006/main" xmlns:pic="http://schemas.openxmlformats.org/drawingml/2006/picture">
-            <wp:extent cx="6408000" cy="3903209"/>
+            <wp:extent cx="6408000" cy="3811544"/>
             <wp:docPr id="2" name="Picture 2"/>
             <wp:cNvGraphicFramePr>
               <a:graphicFrameLocks noChangeAspect="1"/>
@@ -736,7 +736,7 @@
                   <pic:spPr>
                     <a:xfrm>
                       <a:off x="0" y="0"/>
-                      <a:ext cx="6408000" cy="3903209"/>
+                      <a:ext cx="6408000" cy="3811544"/>
                     </a:xfrm>
                     <a:prstGeom prst="rect"/>
                   </pic:spPr>

--- a/١٠ - أدلّة استخدام المنصة/English/Platform User Guide — Peer Teacher — Ibn Khaldun Schools.docx
+++ b/١٠ - أدلّة استخدام المنصة/English/Platform User Guide — Peer Teacher — Ibn Khaldun Schools.docx
@@ -715,7 +715,7 @@
       <w:r>
         <w:drawing>
           <wp:inline xmlns:a="http://schemas.openxmlformats.org/drawingml/2006/main" xmlns:pic="http://schemas.openxmlformats.org/drawingml/2006/picture">
-            <wp:extent cx="6408000" cy="3811544"/>
+            <wp:extent cx="6408000" cy="3879760"/>
             <wp:docPr id="2" name="Picture 2"/>
             <wp:cNvGraphicFramePr>
               <a:graphicFrameLocks noChangeAspect="1"/>
@@ -736,7 +736,7 @@
                   <pic:spPr>
                     <a:xfrm>
                       <a:off x="0" y="0"/>
-                      <a:ext cx="6408000" cy="3811544"/>
+                      <a:ext cx="6408000" cy="3879760"/>
                     </a:xfrm>
                     <a:prstGeom prst="rect"/>
                   </pic:spPr>
@@ -1228,7 +1228,7 @@
       <w:r>
         <w:drawing>
           <wp:inline xmlns:a="http://schemas.openxmlformats.org/drawingml/2006/main" xmlns:pic="http://schemas.openxmlformats.org/drawingml/2006/picture">
-            <wp:extent cx="5934077" cy="3960000"/>
+            <wp:extent cx="6142291" cy="3960000"/>
             <wp:docPr id="5" name="Picture 5"/>
             <wp:cNvGraphicFramePr>
               <a:graphicFrameLocks noChangeAspect="1"/>
@@ -1249,7 +1249,7 @@
                   <pic:spPr>
                     <a:xfrm>
                       <a:off x="0" y="0"/>
-                      <a:ext cx="5934077" cy="3960000"/>
+                      <a:ext cx="6142291" cy="3960000"/>
                     </a:xfrm>
                     <a:prstGeom prst="rect"/>
                   </pic:spPr>

--- a/١٠ - أدلّة استخدام المنصة/English/Platform User Guide — Peer Teacher — Ibn Khaldun Schools.docx
+++ b/١٠ - أدلّة استخدام المنصة/English/Platform User Guide — Peer Teacher — Ibn Khaldun Schools.docx
@@ -715,7 +715,7 @@
       <w:r>
         <w:drawing>
           <wp:inline xmlns:a="http://schemas.openxmlformats.org/drawingml/2006/main" xmlns:pic="http://schemas.openxmlformats.org/drawingml/2006/picture">
-            <wp:extent cx="6408000" cy="3879760"/>
+            <wp:extent cx="6408000" cy="3894682"/>
             <wp:docPr id="2" name="Picture 2"/>
             <wp:cNvGraphicFramePr>
               <a:graphicFrameLocks noChangeAspect="1"/>
@@ -736,7 +736,7 @@
                   <pic:spPr>
                     <a:xfrm>
                       <a:off x="0" y="0"/>
-                      <a:ext cx="6408000" cy="3879760"/>
+                      <a:ext cx="6408000" cy="3894682"/>
                     </a:xfrm>
                     <a:prstGeom prst="rect"/>
                   </pic:spPr>
@@ -1228,7 +1228,7 @@
       <w:r>
         <w:drawing>
           <wp:inline xmlns:a="http://schemas.openxmlformats.org/drawingml/2006/main" xmlns:pic="http://schemas.openxmlformats.org/drawingml/2006/picture">
-            <wp:extent cx="6142291" cy="3960000"/>
+            <wp:extent cx="6123333" cy="3960000"/>
             <wp:docPr id="5" name="Picture 5"/>
             <wp:cNvGraphicFramePr>
               <a:graphicFrameLocks noChangeAspect="1"/>
@@ -1249,7 +1249,7 @@
                   <pic:spPr>
                     <a:xfrm>
                       <a:off x="0" y="0"/>
-                      <a:ext cx="6142291" cy="3960000"/>
+                      <a:ext cx="6123333" cy="3960000"/>
                     </a:xfrm>
                     <a:prstGeom prst="rect"/>
                   </pic:spPr>
